--- a/Arquitectura de Sistemas Computacionales/Clases/Clase 7 - Redes y almacenamiento cloud/Taller Clase 7 — Despliegue y storage CloudLite.docx
+++ b/Arquitectura de Sistemas Computacionales/Clases/Clase 7 - Redes y almacenamiento cloud/Taller Clase 7 — Despliegue y storage CloudLite.docx
@@ -194,7 +194,7 @@
           <w:color w:val="2B2B2B"/>
           <w:sz w:val="22"/>
         </w:rPr>
-        <w:t>Diagrama Deployment en Mermaid dentro de ExamLab (3 zonas + puertos) + tipo de almacenamiento por componente</w:t>
+        <w:t>Diagrama Deployment en Mermaid en la plataforma del curso (3 zonas + puertos) + tipo de almacenamiento por componente</w:t>
       </w:r>
     </w:p>
     <w:p>
@@ -263,7 +263,7 @@
           <w:color w:val="2B2B2B"/>
           <w:sz w:val="22"/>
         </w:rPr>
-        <w:t>código Mermaid pegado en ExamLab</w:t>
+        <w:t>código Mermaid pegado en la plataforma del curso</w:t>
       </w:r>
       <w:r>
         <w:rPr>
@@ -302,7 +302,7 @@
           <w:color w:val="2B2B2B"/>
           <w:sz w:val="22"/>
         </w:rPr>
-        <w:t>ExamLab (Mermaid) · boceto en draw.io o Excalidraw</w:t>
+        <w:t>Navegador · editor de diagramas del curso (Mermaid) · boceto libre opcional</w:t>
       </w:r>
     </w:p>
     <w:p>
@@ -423,7 +423,7 @@
           <w:color w:val="2B2B2B"/>
           <w:sz w:val="20"/>
         </w:rPr>
-        <w:t>Esta es exactamente la estructura que se califica. Copia el bloque tal cual en tu documento, llénalo, y pega cada parte en la pregunta de ExamLab que corresponda. Los nombres no se cambian.</w:t>
+        <w:t>Esta es exactamente la estructura que se califica. Copia el bloque tal cual en tu documento, llénalo, y pega cada parte en la pregunta de la plataforma del curso que corresponda. Los nombres no se cambian.</w:t>
       </w:r>
     </w:p>
     <w:p>
@@ -1127,7 +1127,7 @@
           <w:color w:val="2B2B2B"/>
           <w:sz w:val="18"/>
         </w:rPr>
-        <w:t xml:space="preserve">   [ ] Mi diagrama de la pregunta 4 RENDERIZO sin error dentro de ExamLab (2 pts).</w:t>
+        <w:t xml:space="preserve">   [ ] Mi diagrama de la pregunta 4 RENDERIZO sin error en la plataforma del curso (2 pts).</w:t>
       </w:r>
     </w:p>
     <w:p>
@@ -1524,7 +1524,7 @@
           <w:color w:val="2B2B2B"/>
           <w:sz w:val="22"/>
         </w:rPr>
-        <w:t>Entrega en ExamLab (https://uniaj.examlab.workers.dev/ · módulo Talleres). Las preguntas de hoy son parte de UNA sola actividad, compartida con las Clases 6, 8 y 10: se guarda el avance de hoy y la actividad se entrega completa el domingo 23:59 de la semana de la Clase 10. No hay entrega este domingo. Modalidad de trabajo: individual por defecto; el docente puede autorizar equipos de 2 o 3 y en ese caso el artefacto puede ser compartido, pero el envío en ExamLab es siempre individual (responde con tus propias palabras).</w:t>
+        <w:t>Entrega en la plataforma del curso (la plataforma del curso · módulo Talleres). Las preguntas de hoy son parte de UNA sola actividad, compartida con las Clases 6, 8 y 10: se guarda el avance de hoy y la actividad se entrega completa el domingo 23:59 de la semana de la Clase 10. No hay entrega este domingo. Modalidad de trabajo: individual por defecto; el docente puede autorizar equipos de 2 o 3 y en ese caso el artefacto puede ser compartido, pero el envío en la plataforma del curso es siempre individual (responde con tus propias palabras).</w:t>
       </w:r>
     </w:p>
     <w:p>
@@ -1539,7 +1539,7 @@
           <w:color w:val="095292"/>
           <w:sz w:val="24"/>
         </w:rPr>
-        <w:t>11. Qué vas a resolver en ExamLab</w:t>
+        <w:t>11. Qué vas a resolver en la plataforma del curso</w:t>
       </w:r>
     </w:p>
     <w:p>
@@ -1569,7 +1569,7 @@
           <w:color w:val="2B2B2B"/>
           <w:sz w:val="22"/>
         </w:rPr>
-        <w:t>El taller se resuelve y se entrega en ExamLab (https://uniaj.examlab.workers.dev/), en el modulo Talleres. Son 3 preguntas y suman 25 puntos. Lo que sigue es lo que vas a encontrar en cada una, para que sepas de antemano en que forma se responde:</w:t>
+        <w:t>El taller se resuelve y se entrega en la plataforma del curso, en el modulo Talleres. Son 3 preguntas y suman 25 puntos. Lo que sigue es lo que vas a encontrar en cada una, para que sepas de antemano en que forma se responde:</w:t>
       </w:r>
     </w:p>
     <w:p>
@@ -1755,7 +1755,7 @@
           <w:color w:val="2B2B2B"/>
           <w:sz w:val="22"/>
         </w:rPr>
-        <w:t>3. Pega y renderiza en ExamLab:</w:t>
+        <w:t>3. Pega y renderiza en la plataforma del curso:</w:t>
       </w:r>
       <w:r>
         <w:rPr>
@@ -1764,7 +1764,7 @@
           <w:color w:val="2B2B2B"/>
           <w:sz w:val="22"/>
         </w:rPr>
-        <w:t xml:space="preserve"> Pega ese codigo en la caja de texto de la pregunta y mira como lo dibuja la plataforma. Si no renderiza, corrige ahi mismo: lo que se califica es el diagrama renderizado dentro de ExamLab.</w:t>
+        <w:t xml:space="preserve"> Pega ese codigo en la caja de texto de la pregunta y mira como lo dibuja la plataforma. Si no renderiza, corrige ahi mismo: lo que se califica es el diagrama renderizado dentro de la plataforma del curso.</w:t>
       </w:r>
     </w:p>
     <w:p>
@@ -1799,7 +1799,7 @@
           <w:color w:val="2B2B2B"/>
           <w:sz w:val="22"/>
         </w:rPr>
-        <w:t>Si la IA te devuelve algo que no renderiza, no lo pegues tal cual: corrigelo en ExamLab hasta ver el dibujo. Un diagrama que no renderiza no se puede calificar.</w:t>
+        <w:t>Si la IA te devuelve algo que no renderiza, no lo pegues tal cual: corrigelo en la plataforma del curso hasta ver el dibujo. Un diagrama que no renderiza no se puede calificar.</w:t>
       </w:r>
     </w:p>
     <w:p>
@@ -1814,7 +1814,7 @@
           <w:color w:val="2B2B2B"/>
           <w:sz w:val="22"/>
         </w:rPr>
-        <w:t>Cada pregunta trae su propio enunciado completo dentro de la plataforma: puedes resolver el taller leyendo solo ExamLab. Este documento sirve para prepararte y conservar tus respuestas. La actividad es individual; si el docente autoriza trabajo en equipo, la entrega en ExamLab sigue siendo individual.</w:t>
+        <w:t>Cada pregunta trae su propio enunciado completo dentro de la plataforma: puedes resolver el taller leyendo solo la plataforma del curso. Este documento sirve para prepararte y conservar tus respuestas. La actividad es individual; si el docente autoriza trabajo en equipo, la entrega en la plataforma del curso sigue siendo individual.</w:t>
       </w:r>
     </w:p>
     <w:sectPr>
